--- a/research/release-candidates/preprint-short-formats-20260924/inputs/CSPG4-response-to-editor.docx
+++ b/research/release-candidates/preprint-short-formats-20260924/inputs/CSPG4-response-to-editor.docx
@@ -97,17 +97,9 @@
 <w:ftr xmlns:m="http://schemas.openxmlformats.org/officeDocument/2006/math" xmlns:mc="http://schemas.openxmlformats.org/markup-compatibility/2006" xmlns:mo="http://schemas.microsoft.com/office/mac/office/2008/main" xmlns:mv="urn:schemas-microsoft-com:mac:vml" xmlns:o="urn:schemas-microsoft-com:office:office" xmlns:r="http://schemas.openxmlformats.org/officeDocument/2006/relationships" xmlns:v="urn:schemas-microsoft-com:vml" xmlns:w10="urn:schemas-microsoft-com:office:word" xmlns:w14="http://schemas.microsoft.com/office/word/2010/wordml" xmlns:w="http://schemas.openxmlformats.org/wordprocessingml/2006/main" xmlns:wne="http://schemas.microsoft.com/office/word/2006/wordml" xmlns:wp14="http://schemas.microsoft.com/office/word/2010/wordprocessingDrawing" xmlns:wp="http://schemas.openxmlformats.org/drawingml/2006/wordprocessingDrawing" xmlns:wpc="http://schemas.microsoft.com/office/word/2010/wordprocessingCanvas" xmlns:wpg="http://schemas.microsoft.com/office/word/2010/wordprocessingGroup" xmlns:wpi="http://schemas.microsoft.com/office/word/2010/wordprocessingInk" xmlns:wps="http://schemas.microsoft.com/office/word/2010/wordprocessingShape" mc:Ignorable="w14 wp14">
   <w:p>
     <w:pPr>
-      <w:pStyle w:val="Footer"/>
       <w:spacing w:after="0"/>
       <w:jc w:val="center"/>
     </w:pPr>
-    <w:r>
-      <w:rPr>
-        <w:sz w:val="18"/>
-      </w:rPr>
-      <w:t xml:space="preserve">CSPG4 RNA across sarcoma types  |  </w:t>
-    </w:r>
-    <w:fldSimple w:instr="PAGE"/>
     <w:r>
       <w:rPr>
         <w:sz w:val="18"/>

--- a/research/release-candidates/preprint-short-formats-20260924/inputs/CSPG4-response-to-editor.docx
+++ b/research/release-candidates/preprint-short-formats-20260924/inputs/CSPG4-response-to-editor.docx
@@ -47,7 +47,7 @@
         <w:rPr>
           <w:b w:val="0"/>
         </w:rPr>
-        <w:t>The revised narrative presents the source-defined comparison, its uncertainty, the all-12 and all-13 specimen sensitivities, the cross-assay LGFMS contrast and the higher-expression GIST and DFSP comparisons. The detailed methods, broader atlas and supporting results are retained in the Supplementary Information and frozen data/code archive. The numerical results are unchanged.</w:t>
+        <w:t>The revised narrative presents the source-defined comparison, its uncertainty, the all-12 and all-13 specimen sensitivities, the cross-assay LGFMS contrast and the higher-expression GIST and DFSP comparisons. The detailed methods, broader atlas and supporting results are retained in the Supplementary Information and frozen data/code archive. The principal cross-sarcoma figure is retained as Figure 1; the remaining three figures accompany the supplement. The numerical results are unchanged.</w:t>
       </w:r>
     </w:p>
     <w:p>
